--- a/word_reports/LP_0030_위치_441_Various Artists_Arthur - .docx
+++ b/word_reports/LP_0030_위치_441_Various Artists_Arthur - .docx
@@ -4,7 +4,7 @@
   <w:body>
     <w:p>
       <w:pPr>
-        <w:spacing w:after="280"/>
+        <w:spacing w:after="80"/>
       </w:pPr>
       <w:r>
         <w:rPr w:rFonts="맑은 고딕">
@@ -13,94 +13,47 @@
           <w:color w:val="1E3A8A"/>
           <w:sz w:val="30"/>
         </w:rPr>
-        <w:t>[441] Various Artists - Arthur - The Album</w:t>
+        <w:t>Various Artists - Arthur - The Album</w:t>
       </w:r>
     </w:p>
     <w:p>
       <w:pPr>
-        <w:spacing w:after="320"/>
+        <w:spacing w:after="240"/>
       </w:pPr>
       <w:r>
         <w:rPr w:rFonts="맑은 고딕">
           <w:rFonts w:ascii="맑은 고딕" w:hAnsi="맑은 고딕" w:eastAsia="맑은 고딕"/>
           <w:b/>
-          <w:sz w:val="20"/>
+          <w:color w:val="4B5563"/>
+          <w:sz w:val="22"/>
         </w:rPr>
-        <w:t>■ 위치 : 441</w:t>
-        <w:br/>
-      </w:r>
-      <w:r>
-        <w:rPr w:rFonts="맑은 고딕">
-          <w:rFonts w:ascii="맑은 고딕" w:hAnsi="맑은 고딕" w:eastAsia="맑은 고딕"/>
-          <w:b/>
-          <w:sz w:val="20"/>
-        </w:rPr>
-        <w:t>■ 아티스트 : Various Artists</w:t>
-        <w:br/>
-      </w:r>
-      <w:r>
-        <w:rPr w:rFonts="맑은 고딕">
-          <w:rFonts w:ascii="맑은 고딕" w:hAnsi="맑은 고딕" w:eastAsia="맑은 고딕"/>
-          <w:b/>
-          <w:sz w:val="20"/>
-        </w:rPr>
-        <w:t>■ 앨범명 : Arthur - The Album</w:t>
-        <w:br/>
-      </w:r>
-      <w:r>
-        <w:rPr w:rFonts="맑은 고딕">
-          <w:rFonts w:ascii="맑은 고딕" w:hAnsi="맑은 고딕" w:eastAsia="맑은 고딕"/>
-          <w:b w:val="0"/>
-          <w:sz w:val="20"/>
-        </w:rPr>
-        <w:t>■ 음반 레이블 : Warner Bros. Records</w:t>
-        <w:br/>
-      </w:r>
-      <w:r>
-        <w:rPr w:rFonts="맑은 고딕">
-          <w:rFonts w:ascii="맑은 고딕" w:hAnsi="맑은 고딕" w:eastAsia="맑은 고딕"/>
-          <w:b w:val="0"/>
-          <w:sz w:val="20"/>
-        </w:rPr>
-        <w:t>■ 발매년도 : 1981</w:t>
-        <w:br/>
-      </w:r>
-      <w:r>
-        <w:rPr w:rFonts="맑은 고딕">
-          <w:rFonts w:ascii="맑은 고딕" w:hAnsi="맑은 고딕" w:eastAsia="맑은 고딕"/>
-          <w:b w:val="0"/>
-          <w:sz w:val="20"/>
-        </w:rPr>
-        <w:t>■ 장르 : 영화 음악 (Film Soundtrack) / 팝 (Pop) / 어덜트 컨템포러리 (Adult Contemporary)</w:t>
-        <w:br/>
-      </w:r>
-      <w:r>
-        <w:rPr w:rFonts="맑은 고딕">
-          <w:rFonts w:ascii="맑은 고딕" w:hAnsi="맑은 고딕" w:eastAsia="맑은 고딕"/>
-          <w:b w:val="0"/>
-          <w:sz w:val="20"/>
-        </w:rPr>
-        <w:t>■ 주요 수록곡 : 1. Christopher Cross - Arthur's Theme (Best That You Can Do)</w:t>
-        <w:br/>
+        <w:t>위치 :  441</w:t>
       </w:r>
     </w:p>
     <w:p>
       <w:pPr>
-        <w:spacing w:after="160"/>
+        <w:spacing w:line="324" w:lineRule="auto" w:before="80" w:after="160"/>
       </w:pPr>
       <w:r>
         <w:rPr w:rFonts="맑은 고딕">
           <w:rFonts w:ascii="맑은 고딕" w:hAnsi="맑은 고딕" w:eastAsia="맑은 고딕"/>
           <w:b/>
           <w:color w:val="1F2937"/>
-          <w:sz w:val="24"/>
+          <w:sz w:val="22"/>
         </w:rPr>
-        <w:t>■ 음반 해설 및 감상 가이드</w:t>
+        <w:t xml:space="preserve">[음반 소개] </w:t>
+      </w:r>
+      <w:r>
+        <w:rPr w:rFonts="맑은 고딕">
+          <w:rFonts w:ascii="맑은 고딕" w:hAnsi="맑은 고딕" w:eastAsia="맑은 고딕"/>
+          <w:b w:val="0"/>
+          <w:sz w:val="21"/>
+        </w:rPr>
       </w:r>
     </w:p>
     <w:p>
       <w:pPr>
-        <w:spacing w:line="312" w:lineRule="auto" w:after="120"/>
+        <w:spacing w:line="324" w:lineRule="auto" w:after="120"/>
       </w:pPr>
       <w:r>
         <w:rPr w:rFonts="맑은 고딕">
@@ -108,38 +61,516 @@
           <w:b w:val="0"/>
           <w:sz w:val="21"/>
         </w:rPr>
-        <w:t>1981년에 개봉하여 평단과 대중의 뜨거운 사랑을 받은 스티브 고든 감독의 로맨틱 코미디 영화 《아더(Arthur)》의 오리지널 사운드트랙 앨범입니다. 이 음반은 1980년대 어덜트 컨템포러리 팝 사운드의 정수를 보여주는 명반으로, 20세기 대중음악사의 거장 버트 백캐랙(Burt Bacharach)이 총괄 프로듀싱과 스코어 작곡을 맡아 음반 전체에 우아하고 세련된 도시적 감성을 불어넣었습니다. 본 음반은 제54회 아카데미 시상식에서 주제가상과 주제가작곡상을 동시에 거머쥐며 영화 음악 역사에 뚜렷한 족적을 남겼습니다.</w:t>
+        <w:t>1981년 스크린을 수놓았던 낭만과 해학의 영화 《아더(Arthur)》의 오리지널 사운드트랙인 본 작은, 팝 음악계의 거장 버트 바카락(Burt Bacharach)의 정교한 멜로디 미학과 당대 최고의 보컬리스트들이 빚어낸 찬란한 서정의 집대성입니다. 뉴욕의 화려한 스카이라인 뒤편에 자리한 고독과 진정한 사랑의 가치를 세련된 어덜트 컨템포러리 사운드로 풀어내어, 영화음악이 도달할 수 있는 가장 우아하고 도회적인 품격을 제시합니다. 흘러간 시대의 공기마저 아련한 향수로 치환하는 선율들은 반세기가 지난 오늘날에도 여전히 우리의 가슴속에 깊고 따스한 울림을 남기며 음악사적 명반으로 자리하고 있습니다.</w:t>
       </w:r>
     </w:p>
     <w:p>
       <w:pPr>
-        <w:spacing w:line="312" w:lineRule="auto" w:after="120"/>
+        <w:spacing w:line="324" w:lineRule="auto" w:before="200" w:after="80"/>
       </w:pPr>
+      <w:r>
+        <w:rPr w:rFonts="맑은 고딕">
+          <w:rFonts w:ascii="맑은 고딕" w:hAnsi="맑은 고딕" w:eastAsia="맑은 고딕"/>
+          <w:b/>
+          <w:color w:val="1E3A8A"/>
+          <w:sz w:val="24"/>
+        </w:rPr>
+        <w:t>1. 음반 데이터</w:t>
+      </w:r>
+    </w:p>
+    <w:p>
+      <w:pPr>
+        <w:spacing w:line="324" w:lineRule="auto" w:after="80"/>
+      </w:pPr>
+      <w:r>
+        <w:rPr w:rFonts="맑은 고딕">
+          <w:rFonts w:ascii="맑은 고딕" w:hAnsi="맑은 고딕" w:eastAsia="맑은 고딕"/>
+          <w:b w:val="0"/>
+          <w:color w:val="6B7280"/>
+          <w:sz w:val="21"/>
+        </w:rPr>
+        <w:t xml:space="preserve">· </w:t>
+      </w:r>
+      <w:r>
+        <w:rPr w:rFonts="맑은 고딕">
+          <w:rFonts w:ascii="맑은 고딕" w:hAnsi="맑은 고딕" w:eastAsia="맑은 고딕"/>
+          <w:b/>
+          <w:color w:val="1F2937"/>
+          <w:sz w:val="21"/>
+        </w:rPr>
+        <w:t xml:space="preserve">앨범명: </w:t>
+      </w:r>
       <w:r>
         <w:rPr w:rFonts="맑은 고딕">
           <w:rFonts w:ascii="맑은 고딕" w:hAnsi="맑은 고딕" w:eastAsia="맑은 고딕"/>
           <w:b w:val="0"/>
           <w:sz w:val="21"/>
         </w:rPr>
-        <w:t>음반의 포문을 여는 타이틀곡이자 팝 역사상 가장 아름다운 서정시 중 하나로 꼽히는 "Arthur's Theme (Best That You Can Do)"는 크리스토퍼 크로스(Christopher Cross)의 천상적인 미성과 감미로운 음색이 돋보이는 명곡입니다. 버트 백캐랙, 캐롤 바이더 세이거, 피터 앨런, 그리고 크리스토퍼 크로스가 협력하여 완성한 이 곡은 맑은 오케스트레이션과 세련된 리듬 섹션이 완벽한 조화를 이룹니다. 여기에 스티븐 비숍(Stephen Bishop), 니콜렛 라슨(Nicolette Larson), 앰브로시아(Ambrosia) 등 당대 최고의 멜로디메이커 및 웨스트코스트 소프트 록 아티스트들이 참여하여 앨범의 예술적 완성도를 극대화했습니다.</w:t>
+        <w:t>Arthur - The Album</w:t>
       </w:r>
     </w:p>
     <w:p>
       <w:pPr>
-        <w:spacing w:line="312" w:lineRule="auto" w:after="120"/>
+        <w:spacing w:line="324" w:lineRule="auto" w:after="80"/>
       </w:pPr>
+      <w:r>
+        <w:rPr w:rFonts="맑은 고딕">
+          <w:rFonts w:ascii="맑은 고딕" w:hAnsi="맑은 고딕" w:eastAsia="맑은 고딕"/>
+          <w:b w:val="0"/>
+          <w:color w:val="6B7280"/>
+          <w:sz w:val="21"/>
+        </w:rPr>
+        <w:t xml:space="preserve">· </w:t>
+      </w:r>
+      <w:r>
+        <w:rPr w:rFonts="맑은 고딕">
+          <w:rFonts w:ascii="맑은 고딕" w:hAnsi="맑은 고딕" w:eastAsia="맑은 고딕"/>
+          <w:b/>
+          <w:color w:val="1F2937"/>
+          <w:sz w:val="21"/>
+        </w:rPr>
+        <w:t xml:space="preserve">아티스트: </w:t>
+      </w:r>
       <w:r>
         <w:rPr w:rFonts="맑은 고딕">
           <w:rFonts w:ascii="맑은 고딕" w:hAnsi="맑은 고딕" w:eastAsia="맑은 고딕"/>
           <w:b w:val="0"/>
           <w:sz w:val="21"/>
         </w:rPr>
-        <w:t>이 LP의 핵심 감상 포인트는 버트 백캐랙 특유의 정교한 관현악 편곡과 아날로그 바이닐 특유의 따뜻하고 풍성한 질감이 만나는 지점에 있습니다. 주옥같은 팝 트랙들 사이사이에 배치된 오케스트라 연주곡들은 1980년대 뉴욕의 낭만과 주인공의 화려하면서도 쓸쓸한 내면을 섬세하게 포착해 냅니다. 절제된 고급스러움과 매끄러운 프로덕션이 돋보이는 이 음반은 턴테이블 바늘을 올리는 순간, 청자를 80년대 클래식 팝의 가장 풍요롭고 낭만적인 시절로 안내할 것입니다.</w:t>
+        <w:t>Various Artists</w:t>
+      </w:r>
+    </w:p>
+    <w:p>
+      <w:pPr>
+        <w:spacing w:line="324" w:lineRule="auto" w:after="80"/>
+      </w:pPr>
+      <w:r>
+        <w:rPr w:rFonts="맑은 고딕">
+          <w:rFonts w:ascii="맑은 고딕" w:hAnsi="맑은 고딕" w:eastAsia="맑은 고딕"/>
+          <w:b w:val="0"/>
+          <w:color w:val="6B7280"/>
+          <w:sz w:val="21"/>
+        </w:rPr>
+        <w:t xml:space="preserve">· </w:t>
+      </w:r>
+      <w:r>
+        <w:rPr w:rFonts="맑은 고딕">
+          <w:rFonts w:ascii="맑은 고딕" w:hAnsi="맑은 고딕" w:eastAsia="맑은 고딕"/>
+          <w:b/>
+          <w:color w:val="1F2937"/>
+          <w:sz w:val="21"/>
+        </w:rPr>
+        <w:t xml:space="preserve">발매 정보: </w:t>
+      </w:r>
+      <w:r>
+        <w:rPr w:rFonts="맑은 고딕">
+          <w:rFonts w:ascii="맑은 고딕" w:hAnsi="맑은 고딕" w:eastAsia="맑은 고딕"/>
+          <w:b w:val="0"/>
+          <w:sz w:val="21"/>
+        </w:rPr>
+        <w:t>1981년 워너 브라더스 레코드(Warner Bros. Records)를 통해 발매된 본 음반은, 스티브 고든 감독의 동명 로맨틱 코미디 영화를 위해 팝의 거장 버트 바카락이 음악 감독을 맡아 기획한 기념비적인 사운드트랙입니다.</w:t>
+      </w:r>
+    </w:p>
+    <w:p>
+      <w:pPr>
+        <w:spacing w:line="324" w:lineRule="auto" w:after="80"/>
+      </w:pPr>
+      <w:r>
+        <w:rPr w:rFonts="맑은 고딕">
+          <w:rFonts w:ascii="맑은 고딕" w:hAnsi="맑은 고딕" w:eastAsia="맑은 고딕"/>
+          <w:b w:val="0"/>
+          <w:color w:val="6B7280"/>
+          <w:sz w:val="21"/>
+        </w:rPr>
+        <w:t xml:space="preserve">· </w:t>
+      </w:r>
+      <w:r>
+        <w:rPr w:rFonts="맑은 고딕">
+          <w:rFonts w:ascii="맑은 고딕" w:hAnsi="맑은 고딕" w:eastAsia="맑은 고딕"/>
+          <w:b/>
+          <w:color w:val="1F2937"/>
+          <w:sz w:val="21"/>
+        </w:rPr>
+        <w:t xml:space="preserve">LP 인기도(판매량): </w:t>
+      </w:r>
+      <w:r>
+        <w:rPr w:rFonts="맑은 고딕">
+          <w:rFonts w:ascii="맑은 고딕" w:hAnsi="맑은 고딕" w:eastAsia="맑은 고딕"/>
+          <w:b w:val="0"/>
+          <w:sz w:val="21"/>
+        </w:rPr>
+        <w:t>발매 직후 빌보드 200 앨범 차트 상위권에 진입하였으며, 음반을 견인한 타이틀곡 "Arthur's Theme (Best That You Can Do)"는 빌보드 핫 100 차트 정상(1위)에 오르며 미국 음반산업협회(RIAA)로부터 플래티넘 인증을 받는 등 전 세계적인 상업적 대성공을 거두었습니다.</w:t>
+      </w:r>
+    </w:p>
+    <w:p>
+      <w:pPr>
+        <w:spacing w:line="324" w:lineRule="auto" w:after="80"/>
+      </w:pPr>
+      <w:r>
+        <w:rPr w:rFonts="맑은 고딕">
+          <w:rFonts w:ascii="맑은 고딕" w:hAnsi="맑은 고딕" w:eastAsia="맑은 고딕"/>
+          <w:b w:val="0"/>
+          <w:color w:val="6B7280"/>
+          <w:sz w:val="21"/>
+        </w:rPr>
+        <w:t xml:space="preserve">· </w:t>
+      </w:r>
+      <w:r>
+        <w:rPr w:rFonts="맑은 고딕">
+          <w:rFonts w:ascii="맑은 고딕" w:hAnsi="맑은 고딕" w:eastAsia="맑은 고딕"/>
+          <w:b/>
+          <w:color w:val="1F2937"/>
+          <w:sz w:val="21"/>
+        </w:rPr>
+        <w:t xml:space="preserve">각종 수상경력: </w:t>
+      </w:r>
+      <w:r>
+        <w:rPr w:rFonts="맑은 고딕">
+          <w:rFonts w:ascii="맑은 고딕" w:hAnsi="맑은 고딕" w:eastAsia="맑은 고딕"/>
+          <w:b w:val="0"/>
+          <w:sz w:val="21"/>
+        </w:rPr>
+        <w:t>수록곡 "Arthur's Theme"는 제54회 아카데미 시상식에서 최우수 주제가상(Best Original Song)을 수상하였고, 제39회 골든 글로브 시상식에서도 주제가상을 거머쥐며 대중성과 예술성을 동시에 공인받았습니다.</w:t>
+      </w:r>
+    </w:p>
+    <w:p>
+      <w:pPr>
+        <w:spacing w:line="324" w:lineRule="auto" w:before="200" w:after="80"/>
+      </w:pPr>
+      <w:r>
+        <w:rPr w:rFonts="맑은 고딕">
+          <w:rFonts w:ascii="맑은 고딕" w:hAnsi="맑은 고딕" w:eastAsia="맑은 고딕"/>
+          <w:b/>
+          <w:color w:val="1E3A8A"/>
+          <w:sz w:val="24"/>
+        </w:rPr>
+        <w:t>2. 아티스트 정보</w:t>
+      </w:r>
+    </w:p>
+    <w:p>
+      <w:pPr>
+        <w:spacing w:line="324" w:lineRule="auto" w:after="80"/>
+      </w:pPr>
+      <w:r>
+        <w:rPr w:rFonts="맑은 고딕">
+          <w:rFonts w:ascii="맑은 고딕" w:hAnsi="맑은 고딕" w:eastAsia="맑은 고딕"/>
+          <w:b w:val="0"/>
+          <w:color w:val="6B7280"/>
+          <w:sz w:val="21"/>
+        </w:rPr>
+        <w:t xml:space="preserve">· </w:t>
+      </w:r>
+      <w:r>
+        <w:rPr w:rFonts="맑은 고딕">
+          <w:rFonts w:ascii="맑은 고딕" w:hAnsi="맑은 고딕" w:eastAsia="맑은 고딕"/>
+          <w:b/>
+          <w:color w:val="1F2937"/>
+          <w:sz w:val="21"/>
+        </w:rPr>
+        <w:t xml:space="preserve">국적: </w:t>
+      </w:r>
+      <w:r>
+        <w:rPr w:rFonts="맑은 고딕">
+          <w:rFonts w:ascii="맑은 고딕" w:hAnsi="맑은 고딕" w:eastAsia="맑은 고딕"/>
+          <w:b w:val="0"/>
+          <w:sz w:val="21"/>
+        </w:rPr>
+        <w:t>미국</w:t>
+      </w:r>
+    </w:p>
+    <w:p>
+      <w:pPr>
+        <w:spacing w:line="324" w:lineRule="auto" w:after="80"/>
+      </w:pPr>
+      <w:r>
+        <w:rPr w:rFonts="맑은 고딕">
+          <w:rFonts w:ascii="맑은 고딕" w:hAnsi="맑은 고딕" w:eastAsia="맑은 고딕"/>
+          <w:b w:val="0"/>
+          <w:color w:val="6B7280"/>
+          <w:sz w:val="21"/>
+        </w:rPr>
+        <w:t xml:space="preserve">· </w:t>
+      </w:r>
+      <w:r>
+        <w:rPr w:rFonts="맑은 고딕">
+          <w:rFonts w:ascii="맑은 고딕" w:hAnsi="맑은 고딕" w:eastAsia="맑은 고딕"/>
+          <w:b/>
+          <w:color w:val="1F2937"/>
+          <w:sz w:val="21"/>
+        </w:rPr>
+        <w:t xml:space="preserve">생몰년도: </w:t>
+      </w:r>
+      <w:r>
+        <w:rPr w:rFonts="맑은 고딕">
+          <w:rFonts w:ascii="맑은 고딕" w:hAnsi="맑은 고딕" w:eastAsia="맑은 고딕"/>
+          <w:b w:val="0"/>
+          <w:sz w:val="21"/>
+        </w:rPr>
+        <w:t>1981년 (음반 발매 연도)</w:t>
+      </w:r>
+    </w:p>
+    <w:p>
+      <w:pPr>
+        <w:spacing w:line="324" w:lineRule="auto" w:after="80"/>
+      </w:pPr>
+      <w:r>
+        <w:rPr w:rFonts="맑은 고딕">
+          <w:rFonts w:ascii="맑은 고딕" w:hAnsi="맑은 고딕" w:eastAsia="맑은 고딕"/>
+          <w:b w:val="0"/>
+          <w:color w:val="6B7280"/>
+          <w:sz w:val="21"/>
+        </w:rPr>
+        <w:t xml:space="preserve">· </w:t>
+      </w:r>
+      <w:r>
+        <w:rPr w:rFonts="맑은 고딕">
+          <w:rFonts w:ascii="맑은 고딕" w:hAnsi="맑은 고딕" w:eastAsia="맑은 고딕"/>
+          <w:b/>
+          <w:color w:val="1F2937"/>
+          <w:sz w:val="21"/>
+        </w:rPr>
+        <w:t xml:space="preserve">그룹 소속: </w:t>
+      </w:r>
+      <w:r>
+        <w:rPr w:rFonts="맑은 고딕">
+          <w:rFonts w:ascii="맑은 고딕" w:hAnsi="맑은 고딕" w:eastAsia="맑은 고딕"/>
+          <w:b w:val="0"/>
+          <w:sz w:val="21"/>
+        </w:rPr>
+        <w:t>옴니버스 (Various Artists)</w:t>
+      </w:r>
+    </w:p>
+    <w:p>
+      <w:pPr>
+        <w:spacing w:line="324" w:lineRule="auto" w:after="80"/>
+      </w:pPr>
+      <w:r>
+        <w:rPr w:rFonts="맑은 고딕">
+          <w:rFonts w:ascii="맑은 고딕" w:hAnsi="맑은 고딕" w:eastAsia="맑은 고딕"/>
+          <w:b w:val="0"/>
+          <w:color w:val="6B7280"/>
+          <w:sz w:val="21"/>
+        </w:rPr>
+        <w:t xml:space="preserve">· </w:t>
+      </w:r>
+      <w:r>
+        <w:rPr w:rFonts="맑은 고딕">
+          <w:rFonts w:ascii="맑은 고딕" w:hAnsi="맑은 고딕" w:eastAsia="맑은 고딕"/>
+          <w:b/>
+          <w:color w:val="1F2937"/>
+          <w:sz w:val="21"/>
+        </w:rPr>
+        <w:t xml:space="preserve">아티스트 소개: </w:t>
+      </w:r>
+      <w:r>
+        <w:rPr w:rFonts="맑은 고딕">
+          <w:rFonts w:ascii="맑은 고딕" w:hAnsi="맑은 고딕" w:eastAsia="맑은 고딕"/>
+          <w:b w:val="0"/>
+          <w:sz w:val="21"/>
+        </w:rPr>
+        <w:t>20세기 대중음악의 전설적인 멜로디 메이커 버트 바카락과 탁월한 작사가 캐롤 베이어 세이거의 조율 아래, 당대 최고의 소프트 록 황제 크리스토퍼 크로스, 서정파 싱어송라이터 스티븐 비숍, 록 밴드 암브로시아 등이 한자리에 모였습니다. 이들은 각자의 독창적인 음악적 결을 유지하면서도 도회적이고 세련된 하나의 완결된 음악적 서사를 직조해 내며 팝 역사에 빛나는 순간을 아로새겼습니다.</w:t>
+      </w:r>
+    </w:p>
+    <w:p>
+      <w:pPr>
+        <w:spacing w:line="324" w:lineRule="auto" w:before="200" w:after="80"/>
+      </w:pPr>
+      <w:r>
+        <w:rPr w:rFonts="맑은 고딕">
+          <w:rFonts w:ascii="맑은 고딕" w:hAnsi="맑은 고딕" w:eastAsia="맑은 고딕"/>
+          <w:b/>
+          <w:color w:val="1E3A8A"/>
+          <w:sz w:val="24"/>
+        </w:rPr>
+        <w:t>3. 음반 상세 분석</w:t>
+      </w:r>
+    </w:p>
+    <w:p>
+      <w:pPr>
+        <w:spacing w:line="324" w:lineRule="auto" w:after="80"/>
+      </w:pPr>
+      <w:r>
+        <w:rPr w:rFonts="맑은 고딕">
+          <w:rFonts w:ascii="맑은 고딕" w:hAnsi="맑은 고딕" w:eastAsia="맑은 고딕"/>
+          <w:b w:val="0"/>
+          <w:color w:val="6B7280"/>
+          <w:sz w:val="21"/>
+        </w:rPr>
+        <w:t xml:space="preserve">· </w:t>
+      </w:r>
+      <w:r>
+        <w:rPr w:rFonts="맑은 고딕">
+          <w:rFonts w:ascii="맑은 고딕" w:hAnsi="맑은 고딕" w:eastAsia="맑은 고딕"/>
+          <w:b/>
+          <w:color w:val="1F2937"/>
+          <w:sz w:val="21"/>
+        </w:rPr>
+        <w:t xml:space="preserve">역사적 위치: </w:t>
+      </w:r>
+      <w:r>
+        <w:rPr w:rFonts="맑은 고딕">
+          <w:rFonts w:ascii="맑은 고딕" w:hAnsi="맑은 고딕" w:eastAsia="맑은 고딕"/>
+          <w:b w:val="0"/>
+          <w:sz w:val="21"/>
+        </w:rPr>
+        <w:t>본 앨범은 1980년대 초반 어덜트 컨템포러리와 팝 사운드트랙의 황금기를 열어젖힌 텍스트로 평가받습니다. 버트 바카락 특유의 화려하면서도 감상적인 오케스트레이션과 팝 뮤지션들의 감각적인 편곡이 완벽한 균형을 이루며, 단순한 배경음악을 넘어 하나의 독립적인 웰메이드 팝 앨범으로서 사운드트랙 장르의 지평을 한 단계 끌어올린 걸작입니다.</w:t>
+      </w:r>
+    </w:p>
+    <w:p>
+      <w:pPr>
+        <w:spacing w:line="324" w:lineRule="auto" w:after="80"/>
+      </w:pPr>
+      <w:r>
+        <w:rPr w:rFonts="맑은 고딕">
+          <w:rFonts w:ascii="맑은 고딕" w:hAnsi="맑은 고딕" w:eastAsia="맑은 고딕"/>
+          <w:b w:val="0"/>
+          <w:color w:val="6B7280"/>
+          <w:sz w:val="21"/>
+        </w:rPr>
+        <w:t xml:space="preserve">· </w:t>
+      </w:r>
+      <w:r>
+        <w:rPr w:rFonts="맑은 고딕">
+          <w:rFonts w:ascii="맑은 고딕" w:hAnsi="맑은 고딕" w:eastAsia="맑은 고딕"/>
+          <w:b/>
+          <w:color w:val="1F2937"/>
+          <w:sz w:val="21"/>
+        </w:rPr>
+        <w:t xml:space="preserve">시대의 흔적(스토리텔링): </w:t>
+      </w:r>
+      <w:r>
+        <w:rPr w:rFonts="맑은 고딕">
+          <w:rFonts w:ascii="맑은 고딕" w:hAnsi="맑은 고딕" w:eastAsia="맑은 고딕"/>
+          <w:b w:val="0"/>
+          <w:sz w:val="21"/>
+        </w:rPr>
+        <w:t>1980년대 초반, 급격한 물질만능주의와 도시화의 물결 속에서 방황하던 청춘들에게 이 음반은 따스한 정서적 안식처가 되어주었습니다. 뉴욕의 비 내리는 밤거리, 네온사인 불빛 아래서 느끼는 고독과 그 속에서 피어나는 순수한 사랑의 열망은 당시의 문화적 공기와 맞물려 시대를 관통하는 낭만적 노스탤지어를 직조해 냅니다.</w:t>
+      </w:r>
+    </w:p>
+    <w:p>
+      <w:pPr>
+        <w:spacing w:line="324" w:lineRule="auto" w:before="200" w:after="80"/>
+      </w:pPr>
+      <w:r>
+        <w:rPr w:rFonts="맑은 고딕">
+          <w:rFonts w:ascii="맑은 고딕" w:hAnsi="맑은 고딕" w:eastAsia="맑은 고딕"/>
+          <w:b/>
+          <w:color w:val="1E3A8A"/>
+          <w:sz w:val="24"/>
+        </w:rPr>
+        <w:t>4. 주요 수록곡 및 감상 제언</w:t>
+      </w:r>
+    </w:p>
+    <w:p>
+      <w:pPr>
+        <w:spacing w:line="324" w:lineRule="auto" w:after="80"/>
+      </w:pPr>
+      <w:r>
+        <w:rPr w:rFonts="맑은 고딕">
+          <w:rFonts w:ascii="맑은 고딕" w:hAnsi="맑은 고딕" w:eastAsia="맑은 고딕"/>
+          <w:b w:val="0"/>
+          <w:color w:val="6B7280"/>
+          <w:sz w:val="21"/>
+        </w:rPr>
+        <w:t xml:space="preserve">· </w:t>
+      </w:r>
+      <w:r>
+        <w:rPr w:rFonts="맑은 고딕">
+          <w:rFonts w:ascii="맑은 고딕" w:hAnsi="맑은 고딕" w:eastAsia="맑은 고딕"/>
+          <w:b/>
+          <w:color w:val="1F2937"/>
+          <w:sz w:val="21"/>
+        </w:rPr>
+        <w:t xml:space="preserve">주요 수록곡 특징: </w:t>
+      </w:r>
+      <w:r>
+        <w:rPr w:rFonts="맑은 고딕">
+          <w:rFonts w:ascii="맑은 고딕" w:hAnsi="맑은 고딕" w:eastAsia="맑은 고딕"/>
+          <w:b w:val="0"/>
+          <w:sz w:val="21"/>
+        </w:rPr>
+        <w:t>크리스토퍼 크로스의 부드럽고 맑은 미성이 돋보이는 불멸의 명곡 "Arthur's Theme (Best That You Can Do)"는 바카락의 유려한 피아노와 어우러져 극상의 서정미를 선사합니다. 아울러 스티븐 비숍의 감미롭고 애잔한 보컬이 빛나는 "It's Only Love", 위트 넘치는 연주와 밴드 사운드가 매력적인 암브로시아의 "Poor Rich Boy", 그리고 바카락의 섬세한 터치가 살아 숨 쉬는 인스트루멘털 트랙들은 앨범의 완성도를 탄탄하게 뒷받침합니다.</w:t>
+      </w:r>
+    </w:p>
+    <w:p>
+      <w:pPr>
+        <w:spacing w:line="324" w:lineRule="auto" w:after="80"/>
+      </w:pPr>
+      <w:r>
+        <w:rPr w:rFonts="맑은 고딕">
+          <w:rFonts w:ascii="맑은 고딕" w:hAnsi="맑은 고딕" w:eastAsia="맑은 고딕"/>
+          <w:b w:val="0"/>
+          <w:color w:val="6B7280"/>
+          <w:sz w:val="21"/>
+        </w:rPr>
+        <w:t xml:space="preserve">· </w:t>
+      </w:r>
+      <w:r>
+        <w:rPr w:rFonts="맑은 고딕">
+          <w:rFonts w:ascii="맑은 고딕" w:hAnsi="맑은 고딕" w:eastAsia="맑은 고딕"/>
+          <w:b/>
+          <w:color w:val="1F2937"/>
+          <w:sz w:val="21"/>
+        </w:rPr>
+        <w:t xml:space="preserve">빈티지 감상 제언: </w:t>
+      </w:r>
+      <w:r>
+        <w:rPr w:rFonts="맑은 고딕">
+          <w:rFonts w:ascii="맑은 고딕" w:hAnsi="맑은 고딕" w:eastAsia="맑은 고딕"/>
+          <w:b w:val="0"/>
+          <w:sz w:val="21"/>
+        </w:rPr>
+        <w:t>LP의 그루브를 타고 흐르는 아날로그 사운드는 현악 스트링의 풍성한 질감과 바카락 피아노의 온기, 그리고 보컬의 미세한 숨소리까지 입체적으로 되살려냅니다. 진공관 앰프 특유의 포근한 배음과 중음역대의 따스함이 턴테이블의 카트리지를 통해 발현될 때, 마치 1980년대 뉴욕의 한적한 재즈 바에 앉아 있는 듯한 깊은 공간감을 음미할 수 있습니다.</w:t>
+      </w:r>
+    </w:p>
+    <w:p>
+      <w:pPr>
+        <w:spacing w:line="324" w:lineRule="auto" w:after="80"/>
+      </w:pPr>
+      <w:r>
+        <w:rPr w:rFonts="맑은 고딕">
+          <w:rFonts w:ascii="맑은 고딕" w:hAnsi="맑은 고딕" w:eastAsia="맑은 고딕"/>
+          <w:b w:val="0"/>
+          <w:color w:val="6B7280"/>
+          <w:sz w:val="21"/>
+        </w:rPr>
+        <w:t xml:space="preserve">· </w:t>
+      </w:r>
+      <w:r>
+        <w:rPr w:rFonts="맑은 고딕">
+          <w:rFonts w:ascii="맑은 고딕" w:hAnsi="맑은 고딕" w:eastAsia="맑은 고딕"/>
+          <w:b/>
+          <w:color w:val="1F2937"/>
+          <w:sz w:val="21"/>
+        </w:rPr>
+        <w:t xml:space="preserve">소장 가치: </w:t>
+      </w:r>
+      <w:r>
+        <w:rPr w:rFonts="맑은 고딕">
+          <w:rFonts w:ascii="맑은 고딕" w:hAnsi="맑은 고딕" w:eastAsia="맑은 고딕"/>
+          <w:b w:val="0"/>
+          <w:sz w:val="21"/>
+        </w:rPr>
+        <w:t>아카데미를 빛낸 역사적 트랙의 오리지널 음향을 담고 있을 뿐만 아니라, 80년대 팝 음악계를 풍미했던 거장들의 절정기 기량이 한 장의 바이닐에 오롯이 담겨 있다는 점에서 아날로그 컬렉터라면 반드시 턴테이블 곁에 갖추어야 할 클래식 명반입니다.</w:t>
+      </w:r>
+    </w:p>
+    <w:p>
+      <w:pPr>
+        <w:spacing w:line="324" w:lineRule="auto" w:after="120" w:before="160"/>
+      </w:pPr>
+      <w:r>
+        <w:rPr w:rFonts="맑은 고딕">
+          <w:rFonts w:ascii="맑은 고딕" w:hAnsi="맑은 고딕" w:eastAsia="맑은 고딕"/>
+          <w:b/>
+          <w:color w:val="4338CA"/>
+          <w:sz w:val="21"/>
+        </w:rPr>
+        <w:t>이 음반을 통해 빗방울 머금은 뉴욕의 밤하늘처럼 은은하고 우아한 선율이 전해주는 감동을 다시 한번 경험해 보시는 것은 어떨까요?</w:t>
       </w:r>
     </w:p>
     <w:sectPr>
       <w:pgSz w:w="12240" w:h="15840"/>
-      <w:pgMar w:top="1440" w:right="1440" w:bottom="1440" w:left="1440" w:header="720" w:footer="720" w:gutter="0"/>
+      <w:pgMar w:top="1152" w:right="1296" w:bottom="1152" w:left="1296" w:header="720" w:footer="720" w:gutter="0"/>
       <w:cols w:space="720"/>
       <w:docGrid w:linePitch="360"/>
     </w:sectPr>

--- a/word_reports/LP_0030_위치_441_Various Artists_Arthur - .docx
+++ b/word_reports/LP_0030_위치_441_Various Artists_Arthur - .docx
@@ -32,7 +32,7 @@
     </w:p>
     <w:p>
       <w:pPr>
-        <w:spacing w:line="324" w:lineRule="auto" w:before="80" w:after="160"/>
+        <w:spacing w:line="324" w:lineRule="auto" w:before="80" w:after="120"/>
       </w:pPr>
       <w:r>
         <w:rPr w:rFonts="맑은 고딕">
@@ -42,13 +42,6 @@
           <w:sz w:val="22"/>
         </w:rPr>
         <w:t xml:space="preserve">[음반 소개] </w:t>
-      </w:r>
-      <w:r>
-        <w:rPr w:rFonts="맑은 고딕">
-          <w:rFonts w:ascii="맑은 고딕" w:hAnsi="맑은 고딕" w:eastAsia="맑은 고딕"/>
-          <w:b w:val="0"/>
-          <w:sz w:val="21"/>
-        </w:rPr>
       </w:r>
     </w:p>
     <w:p>
@@ -61,7 +54,46 @@
           <w:b w:val="0"/>
           <w:sz w:val="21"/>
         </w:rPr>
-        <w:t>1981년 스크린을 수놓았던 낭만과 해학의 영화 《아더(Arthur)》의 오리지널 사운드트랙인 본 작은, 팝 음악계의 거장 버트 바카락(Burt Bacharach)의 정교한 멜로디 미학과 당대 최고의 보컬리스트들이 빚어낸 찬란한 서정의 집대성입니다. 뉴욕의 화려한 스카이라인 뒤편에 자리한 고독과 진정한 사랑의 가치를 세련된 어덜트 컨템포러리 사운드로 풀어내어, 영화음악이 도달할 수 있는 가장 우아하고 도회적인 품격을 제시합니다. 흘러간 시대의 공기마저 아련한 향수로 치환하는 선율들은 반세기가 지난 오늘날에도 여전히 우리의 가슴속에 깊고 따스한 울림을 남기며 음악사적 명반으로 자리하고 있습니다.</w:t>
+        <w:t>1981년 은막을 수놓았던 스티브 고든 감독의 명작 로맨틱 코미디 《아더(Arthur)》의 오리지널 사운드트랙 음반인 본작은, 영화의 흥행을 넘어 1980년대 초반 팝 음악계의 지형도를 우아하게 재편한 기념비적인 걸작입니다. 억만장자이지만 내면의 공허를 품은 채 진정한 사랑을 갈망하던 주인공 아더의 순수하면서도 비애 어린 서사는, 당대 최고의 작곡가이자 프로듀서였던 버트 바카락(Burt Bacharach)의 유려한 지휘 아래 더없이 찬란하고 서정적인 음악적 풍경화로 환생하였습니다.</w:t>
+      </w:r>
+    </w:p>
+    <w:p>
+      <w:pPr>
+        <w:spacing w:line="324" w:lineRule="auto" w:after="120"/>
+      </w:pPr>
+      <w:r>
+        <w:rPr w:rFonts="맑은 고딕">
+          <w:rFonts w:ascii="맑은 고딕" w:hAnsi="맑은 고딕" w:eastAsia="맑은 고딕"/>
+          <w:b w:val="0"/>
+          <w:sz w:val="21"/>
+        </w:rPr>
+        <w:t>본 음반이 대중음악사에 남긴 가장 눈부신 족적은 바로 세기의 명곡 "Arthur's Theme (Best That You Can Do)"의 탄생입니다. 팝의 거장 버트 바카락과 그의 예술적·인생의 동반자였던 캐롤 베이어 세이거, 호주의 음유시인 피터 앨런, 그리고 당대 최고의 전성기를 구가하던 크리스토퍼 크로스가 함께 빚어낸 이 곡은 복잡한 도심의 소음 속에서 길을 잃은 현대인들에게 달콤하면서도 아련한 도피처를 선사했습니다. 크리스토퍼 크로스의 비단결 같은 미성과 어우러진 색소폰의 고독한 울림은 지금도 뉴욕의 달빛을 떠올리게 하는 불멸의 멜로디로 남아 있습니다.</w:t>
+      </w:r>
+    </w:p>
+    <w:p>
+      <w:pPr>
+        <w:spacing w:line="324" w:lineRule="auto" w:after="120"/>
+      </w:pPr>
+      <w:r>
+        <w:rPr w:rFonts="맑은 고딕">
+          <w:rFonts w:ascii="맑은 고딕" w:hAnsi="맑은 고딕" w:eastAsia="맑은 고딕"/>
+          <w:b w:val="0"/>
+          <w:sz w:val="21"/>
+        </w:rPr>
+        <w:t>이 앨범은 단순한 영화 배경음악의 모음집에 머무르지 않고, 하나의 완결된 예술적 철학을 관통합니다. 세련된 웨스트코스트 AOR(Adult Oriented Rock) 사운드와 전통적인 팝 오케스트레이션, 그리고 주연 배우 더들리 무어의 수준급 재즈 피아노 연주가 절묘한 균형을 이루며 삶의 아이러니와 사랑의 본질을 속삭입니다. 니콜렛 라슨, 스티븐 비숍, 앰브로시아 등 당대 최고의 보컬리스트들이 엮어낸 다채로운 결은 음반 전체를 한 편의 풍성한 로맨틱 교향곡으로 완성합니다.</w:t>
+      </w:r>
+    </w:p>
+    <w:p>
+      <w:pPr>
+        <w:spacing w:line="324" w:lineRule="auto" w:after="120"/>
+      </w:pPr>
+      <w:r>
+        <w:rPr w:rFonts="맑은 고딕">
+          <w:rFonts w:ascii="맑은 고딕" w:hAnsi="맑은 고딕" w:eastAsia="맑은 고딕"/>
+          <w:b w:val="0"/>
+          <w:sz w:val="21"/>
+        </w:rPr>
+        <w:t>반세기에 가까운 세월이 흐른 오늘날에도 턴테이블 위에서 회전하는 이 음반의 그루브는 여전히 변치 않는 온기와 낭만을 뿜어냅니다. 샴페인의 거품처럼 반짝이는 화려함 뒤편에 잔잔히 스며드는 인간적인 쓸쓸함과 다정함은, 각박한 시대를 살아가는 우리들의 가슴을 포근히 적시는 서정적 울림으로 깊은 감동을 전해줍니다.</w:t>
       </w:r>
     </w:p>
     <w:p>
@@ -168,7 +200,7 @@
           <w:b w:val="0"/>
           <w:sz w:val="21"/>
         </w:rPr>
-        <w:t>1981년 워너 브라더스 레코드(Warner Bros. Records)를 통해 발매된 본 음반은, 스티브 고든 감독의 동명 로맨틱 코미디 영화를 위해 팝의 거장 버트 바카락이 음악 감독을 맡아 기획한 기념비적인 사운드트랙입니다.</w:t>
+        <w:t>1981년 워너 브라더스 레코드(Warner Bros. Records)를 통해 발매된 동명 영화의 사운드트랙 음반으로, 전설적인 팝의 마에스트로 버트 바카락이 총괄 음악 감독 및 프로듀싱을 맡아 당대 최고 수준의 세련된 팝-오케스트레이션 사운드를 담아냈습니다.</w:t>
       </w:r>
     </w:p>
     <w:p>
@@ -199,7 +231,7 @@
           <w:b w:val="0"/>
           <w:sz w:val="21"/>
         </w:rPr>
-        <w:t>발매 직후 빌보드 200 앨범 차트 상위권에 진입하였으며, 음반을 견인한 타이틀곡 "Arthur's Theme (Best That You Can Do)"는 빌보드 핫 100 차트 정상(1위)에 오르며 미국 음반산업협회(RIAA)로부터 플래티넘 인증을 받는 등 전 세계적인 상업적 대성공을 거두었습니다.</w:t>
+        <w:t>발매 직후 미국 빌보드 200 앨범 차트 11위에 올랐으며, 미국음반산업협회(RIAA) 플래티넘(100만 장 이상 판매) 인증을 획득하였습니다. 특히 메인 테마곡은 빌보드 핫 100 1위를 3주간 차지하며 전 세계적인 메가 히트를 기록했습니다.</w:t>
       </w:r>
     </w:p>
     <w:p>
@@ -230,7 +262,7 @@
           <w:b w:val="0"/>
           <w:sz w:val="21"/>
         </w:rPr>
-        <w:t>수록곡 "Arthur's Theme"는 제54회 아카데미 시상식에서 최우수 주제가상(Best Original Song)을 수상하였고, 제39회 골든 글로브 시상식에서도 주제가상을 거머쥐며 대중성과 예술성을 동시에 공인받았습니다.</w:t>
+        <w:t>1982년 제54회 미국 아카데미 시상식 주제가상(Best Original Song) 수상, 제39회 골든 글로브 시상식 주제가상 수상 등 영화 및 음악계 최고 권위의 트로피를 휩쓸며 상업성과 예술성을 동시에 인정받았습니다.</w:t>
       </w:r>
     </w:p>
     <w:p>
@@ -275,7 +307,7 @@
           <w:b w:val="0"/>
           <w:sz w:val="21"/>
         </w:rPr>
-        <w:t>미국</w:t>
+        <w:t>미국 (United States)</w:t>
       </w:r>
     </w:p>
     <w:p>
@@ -306,7 +338,7 @@
           <w:b w:val="0"/>
           <w:sz w:val="21"/>
         </w:rPr>
-        <w:t>1981년 (음반 발매 연도)</w:t>
+        <w:t>1981년 발매 (참여 거장들의 전성기 프로젝트)</w:t>
       </w:r>
     </w:p>
     <w:p>
@@ -337,7 +369,7 @@
           <w:b w:val="0"/>
           <w:sz w:val="21"/>
         </w:rPr>
-        <w:t>옴니버스 (Various Artists)</w:t>
+        <w:t>사운드트랙 컴필레이션 (버트 바카락, 크리스토퍼 크로스, 스티븐 비숍, 니콜렛 라슨, 더들리 무어 등 참여)</w:t>
       </w:r>
     </w:p>
     <w:p>
@@ -368,7 +400,7 @@
           <w:b w:val="0"/>
           <w:sz w:val="21"/>
         </w:rPr>
-        <w:t>20세기 대중음악의 전설적인 멜로디 메이커 버트 바카락과 탁월한 작사가 캐롤 베이어 세이거의 조율 아래, 당대 최고의 소프트 록 황제 크리스토퍼 크로스, 서정파 싱어송라이터 스티븐 비숍, 록 밴드 암브로시아 등이 한자리에 모였습니다. 이들은 각자의 독창적인 음악적 결을 유지하면서도 도회적이고 세련된 하나의 완결된 음악적 서사를 직조해 내며 팝 역사에 빛나는 순간을 아로새겼습니다.</w:t>
+        <w:t>팝 역사상 가장 세련된 멜로디 메이커 버트 바카락을 필두로, 그래미의 제왕 크리스토퍼 크로스와 서정파 싱어송라이터 스티븐 비숍 등 당대 영미 팝을 대표하는 호화 음악인들이 참여했습니다. 각 아티스트의 독창적인 음악 세계가 영화적 서사 안에서 완벽한 앙상블을 이루어 80년대 초 소프트 록과 팝 음악의 황금기를 상징하는 위상을 지닙니다.</w:t>
       </w:r>
     </w:p>
     <w:p>
@@ -413,7 +445,7 @@
           <w:b w:val="0"/>
           <w:sz w:val="21"/>
         </w:rPr>
-        <w:t>본 앨범은 1980년대 초반 어덜트 컨템포러리와 팝 사운드트랙의 황금기를 열어젖힌 텍스트로 평가받습니다. 버트 바카락 특유의 화려하면서도 감상적인 오케스트레이션과 팝 뮤지션들의 감각적인 편곡이 완벽한 균형을 이루며, 단순한 배경음악을 넘어 하나의 독립적인 웰메이드 팝 앨범으로서 사운드트랙 장르의 지평을 한 단계 끌어올린 걸작입니다.</w:t>
+        <w:t>영화 사운드트랙이 독립된 어덜트 컨템포러리 및 소피스티-팝(Sophisti-pop) 명반으로 기능할 수 있음을 증명한 모범적인 작품입니다. 1970년대 후반의 정교한 스튜디오 레코딩 미학과 1980년대 초반의 대중적 서정성이 가장 우아한 지점에서 맞물린 음악사적 기념비입니다.</w:t>
       </w:r>
     </w:p>
     <w:p>
@@ -444,7 +476,7 @@
           <w:b w:val="0"/>
           <w:sz w:val="21"/>
         </w:rPr>
-        <w:t>1980년대 초반, 급격한 물질만능주의와 도시화의 물결 속에서 방황하던 청춘들에게 이 음반은 따스한 정서적 안식처가 되어주었습니다. 뉴욕의 비 내리는 밤거리, 네온사인 불빛 아래서 느끼는 고독과 그 속에서 피어나는 순수한 사랑의 열망은 당시의 문화적 공기와 맞물려 시대를 관통하는 낭만적 노스탤지어를 직조해 냅니다.</w:t>
+        <w:t>풍요와 번영의 문턱에 서 있던 1980년대 초 뉴욕 맨해튼의 밤 풍경과, 물질적 풍요 속에서도 정신적 안식처를 찾아 헤매던 청춘들의 고독한 내면이 고스란히 담겨 있습니다. '달과 뉴욕 시티 사이에 갇힌(Caught between the Moon and New York City)' 노랫말처럼 낭만과 우수가 교차하던 그 시대의 감수성을 오롯이 증언합니다.</w:t>
       </w:r>
     </w:p>
     <w:p>
@@ -489,7 +521,7 @@
           <w:b w:val="0"/>
           <w:sz w:val="21"/>
         </w:rPr>
-        <w:t>크리스토퍼 크로스의 부드럽고 맑은 미성이 돋보이는 불멸의 명곡 "Arthur's Theme (Best That You Can Do)"는 바카락의 유려한 피아노와 어우러져 극상의 서정미를 선사합니다. 아울러 스티븐 비숍의 감미롭고 애잔한 보컬이 빛나는 "It's Only Love", 위트 넘치는 연주와 밴드 사운드가 매력적인 암브로시아의 "Poor Rich Boy", 그리고 바카락의 섬세한 터치가 살아 숨 쉬는 인스트루멘털 트랙들은 앨범의 완성도를 탄탄하게 뒷받침합니다.</w:t>
+        <w:t>아카데미 수상에 빛나는 "Arthur's Theme (Best That You Can Do)"는 어쿠스틱 기타와 서정적인 색소폰, 크리스토퍼 크로스의 맑은 보컬이 절정을 이루는 불멸의 명곡입니다. 니콜렛 라슨의 청초한 감성이 돋보이는 "Fool Me Again", 스티븐 비숍 특유의 달콤한 멜로디가 매력적인 "It's Only Love", 그리고 더들리 무어의 섬세하고 위트 있는 피아노 솔로 연주곡들은 앨범의 품격을 한층 높여줍니다.</w:t>
       </w:r>
     </w:p>
     <w:p>
@@ -520,7 +552,7 @@
           <w:b w:val="0"/>
           <w:sz w:val="21"/>
         </w:rPr>
-        <w:t>LP의 그루브를 타고 흐르는 아날로그 사운드는 현악 스트링의 풍성한 질감과 바카락 피아노의 온기, 그리고 보컬의 미세한 숨소리까지 입체적으로 되살려냅니다. 진공관 앰프 특유의 포근한 배음과 중음역대의 따스함이 턴테이블의 카트리지를 통해 발현될 때, 마치 1980년대 뉴욕의 한적한 재즈 바에 앉아 있는 듯한 깊은 공간감을 음미할 수 있습니다.</w:t>
+        <w:t>LP 특유의 넓은 다이내믹 레인지와 따뜻한 질감이 돋보이는 음반으로, 진공관 앰프의 부드러운 배음과 아날로그 턴테이블의 정밀한 카트리지를 통해 현악 오케스트라의 잔향과 보컬의 미세한 떨림을 음미하기에 최적입니다. 불을 끄고 차분한 조명 아래에서 감상할 때 1980년대 뉴욕의 공기가 시청실 안으로 아늑하게 밀려드는 공감각적 체험을 선사합니다.</w:t>
       </w:r>
     </w:p>
     <w:p>
@@ -551,7 +583,7 @@
           <w:b w:val="0"/>
           <w:sz w:val="21"/>
         </w:rPr>
-        <w:t>아카데미를 빛낸 역사적 트랙의 오리지널 음향을 담고 있을 뿐만 아니라, 80년대 팝 음악계를 풍미했던 거장들의 절정기 기량이 한 장의 바이닐에 오롯이 담겨 있다는 점에서 아날로그 컬렉터라면 반드시 턴테이블 곁에 갖추어야 할 클래식 명반입니다.</w:t>
+        <w:t>버트 바카락과 캐롤 베이어 세이거의 송라이팅 황금기 역량이 집약된 실물 음반이며, 초판 LP 특유의 깊고 자연스러운 마스터링 사운드를 소유할 수 있다는 점에서 오리지널 팝 애호가와 바이닐 컬렉터 모두에게 놓칠 수 없는 머스트-해브(Must-have) 아이템입니다.</w:t>
       </w:r>
     </w:p>
     <w:p>
@@ -565,7 +597,7 @@
           <w:color w:val="4338CA"/>
           <w:sz w:val="21"/>
         </w:rPr>
-        <w:t>이 음반을 통해 빗방울 머금은 뉴욕의 밤하늘처럼 은은하고 우아한 선율이 전해주는 감동을 다시 한번 경험해 보시는 것은 어떨까요?</w:t>
+        <w:t>이 음반을 통해 화려한 불빛 아래 깃든 진실한 사랑과 낭만의 선율이 전해주는 감동을 다시 한번 경험해 보시는 것은 어떨까요?</w:t>
       </w:r>
     </w:p>
     <w:sectPr>
